--- a/APLOS/POPResources/Templates/GRNReport20204.docx
+++ b/APLOS/POPResources/Templates/GRNReport20204.docx
@@ -1,6 +1,6 @@
 
 <file path=word/document.xml><?xml version="1.0" encoding="utf-8"?>
-<w:document xmlns:wpc="http://schemas.microsoft.com/office/word/2010/wordprocessingCanvas" xmlns:cx="http://schemas.microsoft.com/office/drawing/2014/chartex" xmlns:cx1="http://schemas.microsoft.com/office/drawing/2015/9/8/chartex" xmlns:cx2="http://schemas.microsoft.com/office/drawing/2015/10/21/chartex" xmlns:cx3="http://schemas.microsoft.com/office/drawing/2016/5/9/chartex" xmlns:cx4="http://schemas.microsoft.com/office/drawing/2016/5/10/chartex" xmlns:cx5="http://schemas.microsoft.com/office/drawing/2016/5/11/chartex" xmlns:cx6="http://schemas.microsoft.com/office/drawing/2016/5/12/chartex" xmlns:cx7="http://schemas.microsoft.com/office/drawing/2016/5/13/chartex" xmlns:cx8="http://schemas.microsoft.com/office/drawing/2016/5/14/chartex" xmlns:mc="http://schemas.openxmlformats.org/markup-compatibility/2006" xmlns:aink="http://schemas.microsoft.com/office/drawing/2016/ink" xmlns:am3d="http://schemas.microsoft.com/office/drawing/2017/model3d" xmlns:o="urn:schemas-microsoft-com:office:office" xmlns:r="http://schemas.openxmlformats.org/officeDocument/2006/relationships" xmlns:m="http://schemas.openxmlformats.org/officeDocument/2006/math" xmlns:v="urn:schemas-microsoft-com:vml" xmlns:wp14="http://schemas.microsoft.com/office/word/2010/wordprocessingDrawing" xmlns:wp="http://schemas.openxmlformats.org/drawingml/2006/wordprocessingDrawing" xmlns:w10="urn:schemas-microsoft-com:office:word" xmlns:w="http://schemas.openxmlformats.org/wordprocessingml/2006/main" xmlns:w14="http://schemas.microsoft.com/office/word/2010/wordml" xmlns:w15="http://schemas.microsoft.com/office/word/2012/wordml" xmlns:w16cex="http://schemas.microsoft.com/office/word/2018/wordml/cex" xmlns:w16cid="http://schemas.microsoft.com/office/word/2016/wordml/cid" xmlns:w16="http://schemas.microsoft.com/office/word/2018/wordml" xmlns:w16sdtdh="http://schemas.microsoft.com/office/word/2020/wordml/sdtdatahash" xmlns:w16se="http://schemas.microsoft.com/office/word/2015/wordml/symex" xmlns:wpg="http://schemas.microsoft.com/office/word/2010/wordprocessingGroup" xmlns:wpi="http://schemas.microsoft.com/office/word/2010/wordprocessingInk" xmlns:wne="http://schemas.microsoft.com/office/word/2006/wordml" xmlns:wps="http://schemas.microsoft.com/office/word/2010/wordprocessingShape" mc:Ignorable="w14 w15 w16se w16cid w16 w16cex w16sdtdh wp14">
+<w:document xmlns:wpc="http://schemas.microsoft.com/office/word/2010/wordprocessingCanvas" xmlns:cx="http://schemas.microsoft.com/office/drawing/2014/chartex" xmlns:cx1="http://schemas.microsoft.com/office/drawing/2015/9/8/chartex" xmlns:cx2="http://schemas.microsoft.com/office/drawing/2015/10/21/chartex" xmlns:cx3="http://schemas.microsoft.com/office/drawing/2016/5/9/chartex" xmlns:cx4="http://schemas.microsoft.com/office/drawing/2016/5/10/chartex" xmlns:cx5="http://schemas.microsoft.com/office/drawing/2016/5/11/chartex" xmlns:cx6="http://schemas.microsoft.com/office/drawing/2016/5/12/chartex" xmlns:cx7="http://schemas.microsoft.com/office/drawing/2016/5/13/chartex" xmlns:cx8="http://schemas.microsoft.com/office/drawing/2016/5/14/chartex" xmlns:mc="http://schemas.openxmlformats.org/markup-compatibility/2006" xmlns:aink="http://schemas.microsoft.com/office/drawing/2016/ink" xmlns:am3d="http://schemas.microsoft.com/office/drawing/2017/model3d" xmlns:o="urn:schemas-microsoft-com:office:office" xmlns:oel="http://schemas.microsoft.com/office/2019/extlst" xmlns:r="http://schemas.openxmlformats.org/officeDocument/2006/relationships" xmlns:m="http://schemas.openxmlformats.org/officeDocument/2006/math" xmlns:v="urn:schemas-microsoft-com:vml" xmlns:wp14="http://schemas.microsoft.com/office/word/2010/wordprocessingDrawing" xmlns:wp="http://schemas.openxmlformats.org/drawingml/2006/wordprocessingDrawing" xmlns:w10="urn:schemas-microsoft-com:office:word" xmlns:w="http://schemas.openxmlformats.org/wordprocessingml/2006/main" xmlns:w14="http://schemas.microsoft.com/office/word/2010/wordml" xmlns:w15="http://schemas.microsoft.com/office/word/2012/wordml" xmlns:w16cex="http://schemas.microsoft.com/office/word/2018/wordml/cex" xmlns:w16cid="http://schemas.microsoft.com/office/word/2016/wordml/cid" xmlns:w16="http://schemas.microsoft.com/office/word/2018/wordml" xmlns:w16sdtdh="http://schemas.microsoft.com/office/word/2020/wordml/sdtdatahash" xmlns:w16se="http://schemas.microsoft.com/office/word/2015/wordml/symex" xmlns:wpg="http://schemas.microsoft.com/office/word/2010/wordprocessingGroup" xmlns:wpi="http://schemas.microsoft.com/office/word/2010/wordprocessingInk" xmlns:wne="http://schemas.microsoft.com/office/word/2006/wordml" xmlns:wps="http://schemas.microsoft.com/office/word/2010/wordprocessingShape" mc:Ignorable="w14 w15 w16se w16cid w16 w16cex w16sdtdh wp14">
   <w:body>
     <w:tbl>
       <w:tblPr>
@@ -174,20 +174,18 @@
               </w:rPr>
               <w:t xml:space="preserve">Employee </w:t>
             </w:r>
-            <w:proofErr w:type="gramStart"/>
-            <w:r>
-              <w:rPr>
-                <w:rStyle w:val="normaltextrun"/>
-                <w:rFonts w:ascii="Tahoma" w:hAnsi="Tahoma" w:cs="Tahoma"/>
-                <w:b/>
-                <w:bCs/>
-                <w:sz w:val="16"/>
-                <w:szCs w:val="16"/>
-              </w:rPr>
-              <w:t>Name:{</w:t>
+            <w:r>
+              <w:rPr>
+                <w:rStyle w:val="normaltextrun"/>
+                <w:rFonts w:ascii="Tahoma" w:hAnsi="Tahoma" w:cs="Tahoma"/>
+                <w:b/>
+                <w:bCs/>
+                <w:sz w:val="16"/>
+                <w:szCs w:val="16"/>
+              </w:rPr>
+              <w:t>Name: {</w:t>
             </w:r>
             <w:proofErr w:type="spellStart"/>
-            <w:proofErr w:type="gramEnd"/>
             <w:r>
               <w:rPr>
                 <w:rStyle w:val="normaltextrun"/>
@@ -387,7 +385,6 @@
               </w:rPr>
               <w:t xml:space="preserve">Approved </w:t>
             </w:r>
-            <w:proofErr w:type="gramStart"/>
             <w:r>
               <w:rPr>
                 <w:rStyle w:val="normaltextrun"/>
@@ -406,10 +403,9 @@
                 <w:sz w:val="16"/>
                 <w:szCs w:val="16"/>
               </w:rPr>
-              <w:t>{</w:t>
+              <w:t xml:space="preserve"> {</w:t>
             </w:r>
             <w:proofErr w:type="spellStart"/>
-            <w:proofErr w:type="gramEnd"/>
             <w:r>
               <w:rPr>
                 <w:rStyle w:val="normaltextrun"/>
@@ -449,70 +445,59 @@
                 <w:szCs w:val="16"/>
               </w:rPr>
             </w:pPr>
+            <w:r>
+              <w:rPr>
+                <w:rStyle w:val="normaltextrun"/>
+                <w:rFonts w:ascii="Tahoma" w:hAnsi="Tahoma" w:cs="Tahoma"/>
+                <w:b/>
+                <w:bCs/>
+                <w:sz w:val="16"/>
+                <w:szCs w:val="16"/>
+              </w:rPr>
+              <w:t>Creditable Status: {</w:t>
+            </w:r>
+            <w:proofErr w:type="spellStart"/>
             <w:proofErr w:type="gramStart"/>
             <w:r>
               <w:rPr>
                 <w:rStyle w:val="normaltextrun"/>
                 <w:rFonts w:ascii="Tahoma" w:hAnsi="Tahoma" w:cs="Tahoma"/>
-                <w:b/>
-                <w:bCs/>
-                <w:sz w:val="16"/>
-                <w:szCs w:val="16"/>
-              </w:rPr>
-              <w:t>Creditable  Status</w:t>
+                <w:sz w:val="16"/>
+                <w:szCs w:val="16"/>
+              </w:rPr>
+              <w:t>CredtibleStatus</w:t>
+            </w:r>
+            <w:proofErr w:type="spellEnd"/>
+            <w:r>
+              <w:rPr>
+                <w:rStyle w:val="normaltextrun"/>
+                <w:rFonts w:ascii="Tahoma" w:hAnsi="Tahoma" w:cs="Tahoma"/>
+                <w:sz w:val="16"/>
+                <w:szCs w:val="16"/>
+              </w:rPr>
+              <w:t>} </w:t>
+            </w:r>
+            <w:r>
+              <w:rPr>
+                <w:rStyle w:val="normaltextrun"/>
+                <w:rFonts w:ascii="Tahoma" w:hAnsi="Tahoma" w:cs="Tahoma"/>
+                <w:b/>
+                <w:bCs/>
+                <w:sz w:val="16"/>
+                <w:szCs w:val="16"/>
+              </w:rPr>
+              <w:t> </w:t>
+            </w:r>
+            <w:r>
+              <w:rPr>
+                <w:rStyle w:val="eop"/>
+                <w:rFonts w:ascii="Tahoma" w:hAnsi="Tahoma" w:cs="Tahoma"/>
+                <w:sz w:val="16"/>
+                <w:szCs w:val="16"/>
+              </w:rPr>
+              <w:t> </w:t>
             </w:r>
             <w:proofErr w:type="gramEnd"/>
-            <w:r>
-              <w:rPr>
-                <w:rStyle w:val="normaltextrun"/>
-                <w:rFonts w:ascii="Tahoma" w:hAnsi="Tahoma" w:cs="Tahoma"/>
-                <w:b/>
-                <w:bCs/>
-                <w:sz w:val="16"/>
-                <w:szCs w:val="16"/>
-              </w:rPr>
-              <w:t xml:space="preserve"> :{</w:t>
-            </w:r>
-            <w:proofErr w:type="spellStart"/>
-            <w:r>
-              <w:rPr>
-                <w:rStyle w:val="normaltextrun"/>
-                <w:rFonts w:ascii="Tahoma" w:hAnsi="Tahoma" w:cs="Tahoma"/>
-                <w:sz w:val="16"/>
-                <w:szCs w:val="16"/>
-              </w:rPr>
-              <w:t>CredtibleStatus</w:t>
-            </w:r>
-            <w:proofErr w:type="spellEnd"/>
-            <w:r>
-              <w:rPr>
-                <w:rStyle w:val="normaltextrun"/>
-                <w:rFonts w:ascii="Tahoma" w:hAnsi="Tahoma" w:cs="Tahoma"/>
-                <w:sz w:val="16"/>
-                <w:szCs w:val="16"/>
-              </w:rPr>
-              <w:t>} </w:t>
-            </w:r>
-            <w:r>
-              <w:rPr>
-                <w:rStyle w:val="normaltextrun"/>
-                <w:rFonts w:ascii="Tahoma" w:hAnsi="Tahoma" w:cs="Tahoma"/>
-                <w:b/>
-                <w:bCs/>
-                <w:sz w:val="16"/>
-                <w:szCs w:val="16"/>
-              </w:rPr>
-              <w:t> </w:t>
-            </w:r>
-            <w:r>
-              <w:rPr>
-                <w:rStyle w:val="eop"/>
-                <w:rFonts w:ascii="Tahoma" w:hAnsi="Tahoma" w:cs="Tahoma"/>
-                <w:sz w:val="16"/>
-                <w:szCs w:val="16"/>
-              </w:rPr>
-              <w:t> </w:t>
-            </w:r>
           </w:p>
         </w:tc>
         <w:tc>
@@ -539,7 +524,7 @@
                 <w:sz w:val="16"/>
                 <w:szCs w:val="16"/>
               </w:rPr>
-              <w:t>GRN NO          </w:t>
+              <w:t>GRN NO         </w:t>
             </w:r>
             <w:proofErr w:type="gramStart"/>
             <w:r>
@@ -551,7 +536,18 @@
                 <w:sz w:val="16"/>
                 <w:szCs w:val="16"/>
               </w:rPr>
-              <w:t>  :</w:t>
+              <w:t> </w:t>
+            </w:r>
+            <w:r>
+              <w:rPr>
+                <w:rStyle w:val="normaltextrun"/>
+                <w:rFonts w:ascii="Tahoma" w:hAnsi="Tahoma" w:cs="Tahoma"/>
+                <w:b/>
+                <w:bCs/>
+                <w:sz w:val="16"/>
+                <w:szCs w:val="16"/>
+              </w:rPr>
+              <w:t xml:space="preserve"> :</w:t>
             </w:r>
             <w:proofErr w:type="gramEnd"/>
             <w:r>
@@ -658,17 +654,47 @@
               </w:rPr>
               <w:t>Gate Entry </w:t>
             </w:r>
+            <w:r>
+              <w:rPr>
+                <w:rStyle w:val="normaltextrun"/>
+                <w:rFonts w:ascii="Tahoma" w:hAnsi="Tahoma" w:cs="Tahoma"/>
+                <w:b/>
+                <w:bCs/>
+                <w:sz w:val="16"/>
+                <w:szCs w:val="16"/>
+              </w:rPr>
+              <w:t>NO:</w:t>
+            </w:r>
+            <w:r>
+              <w:rPr>
+                <w:rStyle w:val="normaltextrun"/>
+                <w:rFonts w:ascii="Tahoma" w:hAnsi="Tahoma" w:cs="Tahoma"/>
+                <w:sz w:val="16"/>
+                <w:szCs w:val="16"/>
+              </w:rPr>
+              <w:t xml:space="preserve"> {</w:t>
+            </w:r>
+            <w:proofErr w:type="spellStart"/>
             <w:proofErr w:type="gramStart"/>
             <w:r>
               <w:rPr>
                 <w:rStyle w:val="normaltextrun"/>
                 <w:rFonts w:ascii="Tahoma" w:hAnsi="Tahoma" w:cs="Tahoma"/>
-                <w:b/>
-                <w:bCs/>
-                <w:sz w:val="16"/>
-                <w:szCs w:val="16"/>
-              </w:rPr>
-              <w:t>NO :</w:t>
+                <w:color w:val="000000"/>
+                <w:sz w:val="16"/>
+                <w:szCs w:val="16"/>
+              </w:rPr>
+              <w:t>GateEntryNo</w:t>
+            </w:r>
+            <w:proofErr w:type="spellEnd"/>
+            <w:r>
+              <w:rPr>
+                <w:rStyle w:val="normaltextrun"/>
+                <w:rFonts w:ascii="Tahoma" w:hAnsi="Tahoma" w:cs="Tahoma"/>
+                <w:sz w:val="16"/>
+                <w:szCs w:val="16"/>
+              </w:rPr>
+              <w:t>}   </w:t>
             </w:r>
             <w:proofErr w:type="gramEnd"/>
             <w:r>
@@ -678,28 +704,7 @@
                 <w:sz w:val="16"/>
                 <w:szCs w:val="16"/>
               </w:rPr>
-              <w:t>{</w:t>
-            </w:r>
-            <w:proofErr w:type="spellStart"/>
-            <w:r>
-              <w:rPr>
-                <w:rStyle w:val="normaltextrun"/>
-                <w:rFonts w:ascii="Tahoma" w:hAnsi="Tahoma" w:cs="Tahoma"/>
-                <w:color w:val="000000"/>
-                <w:sz w:val="16"/>
-                <w:szCs w:val="16"/>
-              </w:rPr>
-              <w:t>GateEntryNo</w:t>
-            </w:r>
-            <w:proofErr w:type="spellEnd"/>
-            <w:r>
-              <w:rPr>
-                <w:rStyle w:val="normaltextrun"/>
-                <w:rFonts w:ascii="Tahoma" w:hAnsi="Tahoma" w:cs="Tahoma"/>
-                <w:sz w:val="16"/>
-                <w:szCs w:val="16"/>
-              </w:rPr>
-              <w:t>}        </w:t>
+              <w:t>     </w:t>
             </w:r>
             <w:r>
               <w:rPr>
@@ -1526,7 +1531,6 @@
               </w:rPr>
               <w:t xml:space="preserve">KINDLY SIGN </w:t>
             </w:r>
-            <w:proofErr w:type="gramStart"/>
             <w:r>
               <w:rPr>
                 <w:rFonts w:ascii="Tahoma" w:eastAsia="Arial" w:hAnsi="Tahoma" w:cs="Tahoma"/>
@@ -1547,9 +1551,8 @@
                 <w:szCs w:val="16"/>
                 <w:u w:val="single"/>
               </w:rPr>
-              <w:t xml:space="preserve"> INVENTORY</w:t>
-            </w:r>
-            <w:proofErr w:type="gramEnd"/>
+              <w:t>INVENTORY</w:t>
+            </w:r>
             <w:r>
               <w:rPr>
                 <w:rFonts w:ascii="Tahoma" w:hAnsi="Tahoma" w:cs="Tahoma"/>
@@ -1876,7 +1879,7 @@
                       </mc:Choice>
                       <mc:Fallback>
                         <w:pict>
-                          <v:line w14:anchorId="1231AB43" id="Straight Connector 3" o:spid="_x0000_s1026" style="position:absolute;flip:x;z-index:251659264;visibility:visible;mso-wrap-style:square;mso-width-percent:0;mso-height-percent:0;mso-wrap-distance-left:9pt;mso-wrap-distance-top:0;mso-wrap-distance-right:9pt;mso-wrap-distance-bottom:0;mso-position-horizontal:absolute;mso-position-horizontal-relative:text;mso-position-vertical:absolute;mso-position-vertical-relative:text;mso-width-percent:0;mso-height-percent:0;mso-width-relative:margin;mso-height-relative:margin" from="30.2pt,8.35pt" to="139.75pt,8.35pt" o:gfxdata="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" strokecolor="windowText" strokeweight=".5pt">
+                          <v:line w14:anchorId="17D5B8DC" id="Straight Connector 3" o:spid="_x0000_s1026" style="position:absolute;flip:x;z-index:251659264;visibility:visible;mso-wrap-style:square;mso-width-percent:0;mso-height-percent:0;mso-wrap-distance-left:9pt;mso-wrap-distance-top:0;mso-wrap-distance-right:9pt;mso-wrap-distance-bottom:0;mso-position-horizontal:absolute;mso-position-horizontal-relative:text;mso-position-vertical:absolute;mso-position-vertical-relative:text;mso-width-percent:0;mso-height-percent:0;mso-width-relative:margin;mso-height-relative:margin" from="30.2pt,8.35pt" to="139.75pt,8.35pt" o:gfxdata="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" strokecolor="windowText" strokeweight=".5pt">
                             <v:stroke joinstyle="miter"/>
                           </v:line>
                         </w:pict>
@@ -1988,7 +1991,7 @@
                       </mc:Choice>
                       <mc:Fallback>
                         <w:pict>
-                          <v:line w14:anchorId="79F8C101" id="Straight Connector 1" o:spid="_x0000_s1026" style="position:absolute;z-index:251660288;visibility:visible;mso-wrap-style:square;mso-width-percent:0;mso-wrap-distance-left:9pt;mso-wrap-distance-top:0;mso-wrap-distance-right:9pt;mso-wrap-distance-bottom:0;mso-position-horizontal:absolute;mso-position-horizontal-relative:text;mso-position-vertical:absolute;mso-position-vertical-relative:text;mso-width-percent:0;mso-width-relative:margin" from="23.5pt,8.35pt" to="143.7pt,8.35pt" o:gfxdata="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" strokecolor="windowText" strokeweight=".5pt">
+                          <v:line w14:anchorId="249F0E14" id="Straight Connector 1" o:spid="_x0000_s1026" style="position:absolute;z-index:251660288;visibility:visible;mso-wrap-style:square;mso-width-percent:0;mso-wrap-distance-left:9pt;mso-wrap-distance-top:0;mso-wrap-distance-right:9pt;mso-wrap-distance-bottom:0;mso-position-horizontal:absolute;mso-position-horizontal-relative:text;mso-position-vertical:absolute;mso-position-vertical-relative:text;mso-width-percent:0;mso-width-relative:margin" from="23.5pt,8.35pt" to="143.7pt,8.35pt" o:gfxdata="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" strokecolor="windowText" strokeweight=".5pt">
                             <v:stroke joinstyle="miter"/>
                           </v:line>
                         </w:pict>
@@ -2097,7 +2100,7 @@
                       </mc:Choice>
                       <mc:Fallback>
                         <w:pict>
-                          <v:line w14:anchorId="5B2F4768" id="Straight Connector 2" o:spid="_x0000_s1026" style="position:absolute;z-index:251661312;visibility:visible;mso-wrap-style:square;mso-wrap-distance-left:9pt;mso-wrap-distance-top:0;mso-wrap-distance-right:9pt;mso-wrap-distance-bottom:0;mso-position-horizontal:absolute;mso-position-horizontal-relative:text;mso-position-vertical:absolute;mso-position-vertical-relative:text" from="31.2pt,8.35pt" to="143.25pt,8.35pt" o:gfxdata="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" strokecolor="windowText" strokeweight=".5pt">
+                          <v:line w14:anchorId="0407AB56" id="Straight Connector 2" o:spid="_x0000_s1026" style="position:absolute;z-index:251661312;visibility:visible;mso-wrap-style:square;mso-wrap-distance-left:9pt;mso-wrap-distance-top:0;mso-wrap-distance-right:9pt;mso-wrap-distance-bottom:0;mso-position-horizontal:absolute;mso-position-horizontal-relative:text;mso-position-vertical:absolute;mso-position-vertical-relative:text" from="31.2pt,8.35pt" to="143.25pt,8.35pt" o:gfxdata="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" strokecolor="windowText" strokeweight=".5pt">
                             <v:stroke joinstyle="miter"/>
                           </v:line>
                         </w:pict>
@@ -2332,7 +2335,7 @@
 </file>
 
 <file path=word/endnotes.xml><?xml version="1.0" encoding="utf-8"?>
-<w:endnotes xmlns:wpc="http://schemas.microsoft.com/office/word/2010/wordprocessingCanvas" xmlns:cx="http://schemas.microsoft.com/office/drawing/2014/chartex" xmlns:cx1="http://schemas.microsoft.com/office/drawing/2015/9/8/chartex" xmlns:cx2="http://schemas.microsoft.com/office/drawing/2015/10/21/chartex" xmlns:cx3="http://schemas.microsoft.com/office/drawing/2016/5/9/chartex" xmlns:cx4="http://schemas.microsoft.com/office/drawing/2016/5/10/chartex" xmlns:cx5="http://schemas.microsoft.com/office/drawing/2016/5/11/chartex" xmlns:cx6="http://schemas.microsoft.com/office/drawing/2016/5/12/chartex" xmlns:cx7="http://schemas.microsoft.com/office/drawing/2016/5/13/chartex" xmlns:cx8="http://schemas.microsoft.com/office/drawing/2016/5/14/chartex" xmlns:mc="http://schemas.openxmlformats.org/markup-compatibility/2006" xmlns:aink="http://schemas.microsoft.com/office/drawing/2016/ink" xmlns:am3d="http://schemas.microsoft.com/office/drawing/2017/model3d" xmlns:o="urn:schemas-microsoft-com:office:office" xmlns:r="http://schemas.openxmlformats.org/officeDocument/2006/relationships" xmlns:m="http://schemas.openxmlformats.org/officeDocument/2006/math" xmlns:v="urn:schemas-microsoft-com:vml" xmlns:wp14="http://schemas.microsoft.com/office/word/2010/wordprocessingDrawing" xmlns:wp="http://schemas.openxmlformats.org/drawingml/2006/wordprocessingDrawing" xmlns:w10="urn:schemas-microsoft-com:office:word" xmlns:w="http://schemas.openxmlformats.org/wordprocessingml/2006/main" xmlns:w14="http://schemas.microsoft.com/office/word/2010/wordml" xmlns:w15="http://schemas.microsoft.com/office/word/2012/wordml" xmlns:w16cex="http://schemas.microsoft.com/office/word/2018/wordml/cex" xmlns:w16cid="http://schemas.microsoft.com/office/word/2016/wordml/cid" xmlns:w16="http://schemas.microsoft.com/office/word/2018/wordml" xmlns:w16sdtdh="http://schemas.microsoft.com/office/word/2020/wordml/sdtdatahash" xmlns:w16se="http://schemas.microsoft.com/office/word/2015/wordml/symex" xmlns:wpg="http://schemas.microsoft.com/office/word/2010/wordprocessingGroup" xmlns:wpi="http://schemas.microsoft.com/office/word/2010/wordprocessingInk" xmlns:wne="http://schemas.microsoft.com/office/word/2006/wordml" xmlns:wps="http://schemas.microsoft.com/office/word/2010/wordprocessingShape" mc:Ignorable="w14 w15 w16se w16cid w16 w16cex w16sdtdh wp14">
+<w:endnotes xmlns:wpc="http://schemas.microsoft.com/office/word/2010/wordprocessingCanvas" xmlns:cx="http://schemas.microsoft.com/office/drawing/2014/chartex" xmlns:cx1="http://schemas.microsoft.com/office/drawing/2015/9/8/chartex" xmlns:cx2="http://schemas.microsoft.com/office/drawing/2015/10/21/chartex" xmlns:cx3="http://schemas.microsoft.com/office/drawing/2016/5/9/chartex" xmlns:cx4="http://schemas.microsoft.com/office/drawing/2016/5/10/chartex" xmlns:cx5="http://schemas.microsoft.com/office/drawing/2016/5/11/chartex" xmlns:cx6="http://schemas.microsoft.com/office/drawing/2016/5/12/chartex" xmlns:cx7="http://schemas.microsoft.com/office/drawing/2016/5/13/chartex" xmlns:cx8="http://schemas.microsoft.com/office/drawing/2016/5/14/chartex" xmlns:mc="http://schemas.openxmlformats.org/markup-compatibility/2006" xmlns:aink="http://schemas.microsoft.com/office/drawing/2016/ink" xmlns:am3d="http://schemas.microsoft.com/office/drawing/2017/model3d" xmlns:o="urn:schemas-microsoft-com:office:office" xmlns:oel="http://schemas.microsoft.com/office/2019/extlst" xmlns:r="http://schemas.openxmlformats.org/officeDocument/2006/relationships" xmlns:m="http://schemas.openxmlformats.org/officeDocument/2006/math" xmlns:v="urn:schemas-microsoft-com:vml" xmlns:wp14="http://schemas.microsoft.com/office/word/2010/wordprocessingDrawing" xmlns:wp="http://schemas.openxmlformats.org/drawingml/2006/wordprocessingDrawing" xmlns:w10="urn:schemas-microsoft-com:office:word" xmlns:w="http://schemas.openxmlformats.org/wordprocessingml/2006/main" xmlns:w14="http://schemas.microsoft.com/office/word/2010/wordml" xmlns:w15="http://schemas.microsoft.com/office/word/2012/wordml" xmlns:w16cex="http://schemas.microsoft.com/office/word/2018/wordml/cex" xmlns:w16cid="http://schemas.microsoft.com/office/word/2016/wordml/cid" xmlns:w16="http://schemas.microsoft.com/office/word/2018/wordml" xmlns:w16sdtdh="http://schemas.microsoft.com/office/word/2020/wordml/sdtdatahash" xmlns:w16se="http://schemas.microsoft.com/office/word/2015/wordml/symex" xmlns:wpg="http://schemas.microsoft.com/office/word/2010/wordprocessingGroup" xmlns:wpi="http://schemas.microsoft.com/office/word/2010/wordprocessingInk" xmlns:wne="http://schemas.microsoft.com/office/word/2006/wordml" xmlns:wps="http://schemas.microsoft.com/office/word/2010/wordprocessingShape" mc:Ignorable="w14 w15 w16se w16cid w16 w16cex w16sdtdh wp14">
   <w:endnote w:type="separator" w:id="-1">
     <w:p>
       <w:r>
@@ -2351,7 +2354,7 @@
 </file>
 
 <file path=word/footer1.xml><?xml version="1.0" encoding="utf-8"?>
-<w:ftr xmlns:wpc="http://schemas.microsoft.com/office/word/2010/wordprocessingCanvas" xmlns:cx="http://schemas.microsoft.com/office/drawing/2014/chartex" xmlns:cx1="http://schemas.microsoft.com/office/drawing/2015/9/8/chartex" xmlns:cx2="http://schemas.microsoft.com/office/drawing/2015/10/21/chartex" xmlns:cx3="http://schemas.microsoft.com/office/drawing/2016/5/9/chartex" xmlns:cx4="http://schemas.microsoft.com/office/drawing/2016/5/10/chartex" xmlns:cx5="http://schemas.microsoft.com/office/drawing/2016/5/11/chartex" xmlns:cx6="http://schemas.microsoft.com/office/drawing/2016/5/12/chartex" xmlns:cx7="http://schemas.microsoft.com/office/drawing/2016/5/13/chartex" xmlns:cx8="http://schemas.microsoft.com/office/drawing/2016/5/14/chartex" xmlns:mc="http://schemas.openxmlformats.org/markup-compatibility/2006" xmlns:aink="http://schemas.microsoft.com/office/drawing/2016/ink" xmlns:am3d="http://schemas.microsoft.com/office/drawing/2017/model3d" xmlns:o="urn:schemas-microsoft-com:office:office" xmlns:r="http://schemas.openxmlformats.org/officeDocument/2006/relationships" xmlns:m="http://schemas.openxmlformats.org/officeDocument/2006/math" xmlns:v="urn:schemas-microsoft-com:vml" xmlns:wp14="http://schemas.microsoft.com/office/word/2010/wordprocessingDrawing" xmlns:wp="http://schemas.openxmlformats.org/drawingml/2006/wordprocessingDrawing" xmlns:w10="urn:schemas-microsoft-com:office:word" xmlns:w="http://schemas.openxmlformats.org/wordprocessingml/2006/main" xmlns:w14="http://schemas.microsoft.com/office/word/2010/wordml" xmlns:w15="http://schemas.microsoft.com/office/word/2012/wordml" xmlns:w16cex="http://schemas.microsoft.com/office/word/2018/wordml/cex" xmlns:w16cid="http://schemas.microsoft.com/office/word/2016/wordml/cid" xmlns:w16="http://schemas.microsoft.com/office/word/2018/wordml" xmlns:w16sdtdh="http://schemas.microsoft.com/office/word/2020/wordml/sdtdatahash" xmlns:w16se="http://schemas.microsoft.com/office/word/2015/wordml/symex" xmlns:wpg="http://schemas.microsoft.com/office/word/2010/wordprocessingGroup" xmlns:wpi="http://schemas.microsoft.com/office/word/2010/wordprocessingInk" xmlns:wne="http://schemas.microsoft.com/office/word/2006/wordml" xmlns:wps="http://schemas.microsoft.com/office/word/2010/wordprocessingShape" mc:Ignorable="w14 w15 w16se w16cid w16 w16cex w16sdtdh wp14">
+<w:ftr xmlns:wpc="http://schemas.microsoft.com/office/word/2010/wordprocessingCanvas" xmlns:cx="http://schemas.microsoft.com/office/drawing/2014/chartex" xmlns:cx1="http://schemas.microsoft.com/office/drawing/2015/9/8/chartex" xmlns:cx2="http://schemas.microsoft.com/office/drawing/2015/10/21/chartex" xmlns:cx3="http://schemas.microsoft.com/office/drawing/2016/5/9/chartex" xmlns:cx4="http://schemas.microsoft.com/office/drawing/2016/5/10/chartex" xmlns:cx5="http://schemas.microsoft.com/office/drawing/2016/5/11/chartex" xmlns:cx6="http://schemas.microsoft.com/office/drawing/2016/5/12/chartex" xmlns:cx7="http://schemas.microsoft.com/office/drawing/2016/5/13/chartex" xmlns:cx8="http://schemas.microsoft.com/office/drawing/2016/5/14/chartex" xmlns:mc="http://schemas.openxmlformats.org/markup-compatibility/2006" xmlns:aink="http://schemas.microsoft.com/office/drawing/2016/ink" xmlns:am3d="http://schemas.microsoft.com/office/drawing/2017/model3d" xmlns:o="urn:schemas-microsoft-com:office:office" xmlns:oel="http://schemas.microsoft.com/office/2019/extlst" xmlns:r="http://schemas.openxmlformats.org/officeDocument/2006/relationships" xmlns:m="http://schemas.openxmlformats.org/officeDocument/2006/math" xmlns:v="urn:schemas-microsoft-com:vml" xmlns:wp14="http://schemas.microsoft.com/office/word/2010/wordprocessingDrawing" xmlns:wp="http://schemas.openxmlformats.org/drawingml/2006/wordprocessingDrawing" xmlns:w10="urn:schemas-microsoft-com:office:word" xmlns:w="http://schemas.openxmlformats.org/wordprocessingml/2006/main" xmlns:w14="http://schemas.microsoft.com/office/word/2010/wordml" xmlns:w15="http://schemas.microsoft.com/office/word/2012/wordml" xmlns:w16cex="http://schemas.microsoft.com/office/word/2018/wordml/cex" xmlns:w16cid="http://schemas.microsoft.com/office/word/2016/wordml/cid" xmlns:w16="http://schemas.microsoft.com/office/word/2018/wordml" xmlns:w16sdtdh="http://schemas.microsoft.com/office/word/2020/wordml/sdtdatahash" xmlns:w16se="http://schemas.microsoft.com/office/word/2015/wordml/symex" xmlns:wpg="http://schemas.microsoft.com/office/word/2010/wordprocessingGroup" xmlns:wpi="http://schemas.microsoft.com/office/word/2010/wordprocessingInk" xmlns:wne="http://schemas.microsoft.com/office/word/2006/wordml" xmlns:wps="http://schemas.microsoft.com/office/word/2010/wordprocessingShape" mc:Ignorable="w14 w15 w16se w16cid w16 w16cex w16sdtdh wp14">
   <w:p>
     <w:pPr>
       <w:pStyle w:val="Footer"/>
@@ -2361,7 +2364,7 @@
 </file>
 
 <file path=word/footer2.xml><?xml version="1.0" encoding="utf-8"?>
-<w:ftr xmlns:wpc="http://schemas.microsoft.com/office/word/2010/wordprocessingCanvas" xmlns:cx="http://schemas.microsoft.com/office/drawing/2014/chartex" xmlns:cx1="http://schemas.microsoft.com/office/drawing/2015/9/8/chartex" xmlns:cx2="http://schemas.microsoft.com/office/drawing/2015/10/21/chartex" xmlns:cx3="http://schemas.microsoft.com/office/drawing/2016/5/9/chartex" xmlns:cx4="http://schemas.microsoft.com/office/drawing/2016/5/10/chartex" xmlns:cx5="http://schemas.microsoft.com/office/drawing/2016/5/11/chartex" xmlns:cx6="http://schemas.microsoft.com/office/drawing/2016/5/12/chartex" xmlns:cx7="http://schemas.microsoft.com/office/drawing/2016/5/13/chartex" xmlns:cx8="http://schemas.microsoft.com/office/drawing/2016/5/14/chartex" xmlns:mc="http://schemas.openxmlformats.org/markup-compatibility/2006" xmlns:aink="http://schemas.microsoft.com/office/drawing/2016/ink" xmlns:am3d="http://schemas.microsoft.com/office/drawing/2017/model3d" xmlns:o="urn:schemas-microsoft-com:office:office" xmlns:r="http://schemas.openxmlformats.org/officeDocument/2006/relationships" xmlns:m="http://schemas.openxmlformats.org/officeDocument/2006/math" xmlns:v="urn:schemas-microsoft-com:vml" xmlns:wp14="http://schemas.microsoft.com/office/word/2010/wordprocessingDrawing" xmlns:wp="http://schemas.openxmlformats.org/drawingml/2006/wordprocessingDrawing" xmlns:w10="urn:schemas-microsoft-com:office:word" xmlns:w="http://schemas.openxmlformats.org/wordprocessingml/2006/main" xmlns:w14="http://schemas.microsoft.com/office/word/2010/wordml" xmlns:w15="http://schemas.microsoft.com/office/word/2012/wordml" xmlns:w16cex="http://schemas.microsoft.com/office/word/2018/wordml/cex" xmlns:w16cid="http://schemas.microsoft.com/office/word/2016/wordml/cid" xmlns:w16="http://schemas.microsoft.com/office/word/2018/wordml" xmlns:w16sdtdh="http://schemas.microsoft.com/office/word/2020/wordml/sdtdatahash" xmlns:w16se="http://schemas.microsoft.com/office/word/2015/wordml/symex" xmlns:wpg="http://schemas.microsoft.com/office/word/2010/wordprocessingGroup" xmlns:wpi="http://schemas.microsoft.com/office/word/2010/wordprocessingInk" xmlns:wne="http://schemas.microsoft.com/office/word/2006/wordml" xmlns:wps="http://schemas.microsoft.com/office/word/2010/wordprocessingShape" mc:Ignorable="w14 w15 w16se w16cid w16 w16cex w16sdtdh wp14">
+<w:ftr xmlns:wpc="http://schemas.microsoft.com/office/word/2010/wordprocessingCanvas" xmlns:cx="http://schemas.microsoft.com/office/drawing/2014/chartex" xmlns:cx1="http://schemas.microsoft.com/office/drawing/2015/9/8/chartex" xmlns:cx2="http://schemas.microsoft.com/office/drawing/2015/10/21/chartex" xmlns:cx3="http://schemas.microsoft.com/office/drawing/2016/5/9/chartex" xmlns:cx4="http://schemas.microsoft.com/office/drawing/2016/5/10/chartex" xmlns:cx5="http://schemas.microsoft.com/office/drawing/2016/5/11/chartex" xmlns:cx6="http://schemas.microsoft.com/office/drawing/2016/5/12/chartex" xmlns:cx7="http://schemas.microsoft.com/office/drawing/2016/5/13/chartex" xmlns:cx8="http://schemas.microsoft.com/office/drawing/2016/5/14/chartex" xmlns:mc="http://schemas.openxmlformats.org/markup-compatibility/2006" xmlns:aink="http://schemas.microsoft.com/office/drawing/2016/ink" xmlns:am3d="http://schemas.microsoft.com/office/drawing/2017/model3d" xmlns:o="urn:schemas-microsoft-com:office:office" xmlns:oel="http://schemas.microsoft.com/office/2019/extlst" xmlns:r="http://schemas.openxmlformats.org/officeDocument/2006/relationships" xmlns:m="http://schemas.openxmlformats.org/officeDocument/2006/math" xmlns:v="urn:schemas-microsoft-com:vml" xmlns:wp14="http://schemas.microsoft.com/office/word/2010/wordprocessingDrawing" xmlns:wp="http://schemas.openxmlformats.org/drawingml/2006/wordprocessingDrawing" xmlns:w10="urn:schemas-microsoft-com:office:word" xmlns:w="http://schemas.openxmlformats.org/wordprocessingml/2006/main" xmlns:w14="http://schemas.microsoft.com/office/word/2010/wordml" xmlns:w15="http://schemas.microsoft.com/office/word/2012/wordml" xmlns:w16cex="http://schemas.microsoft.com/office/word/2018/wordml/cex" xmlns:w16cid="http://schemas.microsoft.com/office/word/2016/wordml/cid" xmlns:w16="http://schemas.microsoft.com/office/word/2018/wordml" xmlns:w16sdtdh="http://schemas.microsoft.com/office/word/2020/wordml/sdtdatahash" xmlns:w16se="http://schemas.microsoft.com/office/word/2015/wordml/symex" xmlns:wpg="http://schemas.microsoft.com/office/word/2010/wordprocessingGroup" xmlns:wpi="http://schemas.microsoft.com/office/word/2010/wordprocessingInk" xmlns:wne="http://schemas.microsoft.com/office/word/2006/wordml" xmlns:wps="http://schemas.microsoft.com/office/word/2010/wordprocessingShape" mc:Ignorable="w14 w15 w16se w16cid w16 w16cex w16sdtdh wp14">
   <w:p>
     <w:pPr>
       <w:spacing w:line="278" w:lineRule="auto"/>
@@ -2379,7 +2382,7 @@
 </file>
 
 <file path=word/footer3.xml><?xml version="1.0" encoding="utf-8"?>
-<w:ftr xmlns:wpc="http://schemas.microsoft.com/office/word/2010/wordprocessingCanvas" xmlns:cx="http://schemas.microsoft.com/office/drawing/2014/chartex" xmlns:cx1="http://schemas.microsoft.com/office/drawing/2015/9/8/chartex" xmlns:cx2="http://schemas.microsoft.com/office/drawing/2015/10/21/chartex" xmlns:cx3="http://schemas.microsoft.com/office/drawing/2016/5/9/chartex" xmlns:cx4="http://schemas.microsoft.com/office/drawing/2016/5/10/chartex" xmlns:cx5="http://schemas.microsoft.com/office/drawing/2016/5/11/chartex" xmlns:cx6="http://schemas.microsoft.com/office/drawing/2016/5/12/chartex" xmlns:cx7="http://schemas.microsoft.com/office/drawing/2016/5/13/chartex" xmlns:cx8="http://schemas.microsoft.com/office/drawing/2016/5/14/chartex" xmlns:mc="http://schemas.openxmlformats.org/markup-compatibility/2006" xmlns:aink="http://schemas.microsoft.com/office/drawing/2016/ink" xmlns:am3d="http://schemas.microsoft.com/office/drawing/2017/model3d" xmlns:o="urn:schemas-microsoft-com:office:office" xmlns:r="http://schemas.openxmlformats.org/officeDocument/2006/relationships" xmlns:m="http://schemas.openxmlformats.org/officeDocument/2006/math" xmlns:v="urn:schemas-microsoft-com:vml" xmlns:wp14="http://schemas.microsoft.com/office/word/2010/wordprocessingDrawing" xmlns:wp="http://schemas.openxmlformats.org/drawingml/2006/wordprocessingDrawing" xmlns:w10="urn:schemas-microsoft-com:office:word" xmlns:w="http://schemas.openxmlformats.org/wordprocessingml/2006/main" xmlns:w14="http://schemas.microsoft.com/office/word/2010/wordml" xmlns:w15="http://schemas.microsoft.com/office/word/2012/wordml" xmlns:w16cex="http://schemas.microsoft.com/office/word/2018/wordml/cex" xmlns:w16cid="http://schemas.microsoft.com/office/word/2016/wordml/cid" xmlns:w16="http://schemas.microsoft.com/office/word/2018/wordml" xmlns:w16sdtdh="http://schemas.microsoft.com/office/word/2020/wordml/sdtdatahash" xmlns:w16se="http://schemas.microsoft.com/office/word/2015/wordml/symex" xmlns:wpg="http://schemas.microsoft.com/office/word/2010/wordprocessingGroup" xmlns:wpi="http://schemas.microsoft.com/office/word/2010/wordprocessingInk" xmlns:wne="http://schemas.microsoft.com/office/word/2006/wordml" xmlns:wps="http://schemas.microsoft.com/office/word/2010/wordprocessingShape" mc:Ignorable="w14 w15 w16se w16cid w16 w16cex w16sdtdh wp14">
+<w:ftr xmlns:wpc="http://schemas.microsoft.com/office/word/2010/wordprocessingCanvas" xmlns:cx="http://schemas.microsoft.com/office/drawing/2014/chartex" xmlns:cx1="http://schemas.microsoft.com/office/drawing/2015/9/8/chartex" xmlns:cx2="http://schemas.microsoft.com/office/drawing/2015/10/21/chartex" xmlns:cx3="http://schemas.microsoft.com/office/drawing/2016/5/9/chartex" xmlns:cx4="http://schemas.microsoft.com/office/drawing/2016/5/10/chartex" xmlns:cx5="http://schemas.microsoft.com/office/drawing/2016/5/11/chartex" xmlns:cx6="http://schemas.microsoft.com/office/drawing/2016/5/12/chartex" xmlns:cx7="http://schemas.microsoft.com/office/drawing/2016/5/13/chartex" xmlns:cx8="http://schemas.microsoft.com/office/drawing/2016/5/14/chartex" xmlns:mc="http://schemas.openxmlformats.org/markup-compatibility/2006" xmlns:aink="http://schemas.microsoft.com/office/drawing/2016/ink" xmlns:am3d="http://schemas.microsoft.com/office/drawing/2017/model3d" xmlns:o="urn:schemas-microsoft-com:office:office" xmlns:oel="http://schemas.microsoft.com/office/2019/extlst" xmlns:r="http://schemas.openxmlformats.org/officeDocument/2006/relationships" xmlns:m="http://schemas.openxmlformats.org/officeDocument/2006/math" xmlns:v="urn:schemas-microsoft-com:vml" xmlns:wp14="http://schemas.microsoft.com/office/word/2010/wordprocessingDrawing" xmlns:wp="http://schemas.openxmlformats.org/drawingml/2006/wordprocessingDrawing" xmlns:w10="urn:schemas-microsoft-com:office:word" xmlns:w="http://schemas.openxmlformats.org/wordprocessingml/2006/main" xmlns:w14="http://schemas.microsoft.com/office/word/2010/wordml" xmlns:w15="http://schemas.microsoft.com/office/word/2012/wordml" xmlns:w16cex="http://schemas.microsoft.com/office/word/2018/wordml/cex" xmlns:w16cid="http://schemas.microsoft.com/office/word/2016/wordml/cid" xmlns:w16="http://schemas.microsoft.com/office/word/2018/wordml" xmlns:w16sdtdh="http://schemas.microsoft.com/office/word/2020/wordml/sdtdatahash" xmlns:w16se="http://schemas.microsoft.com/office/word/2015/wordml/symex" xmlns:wpg="http://schemas.microsoft.com/office/word/2010/wordprocessingGroup" xmlns:wpi="http://schemas.microsoft.com/office/word/2010/wordprocessingInk" xmlns:wne="http://schemas.microsoft.com/office/word/2006/wordml" xmlns:wps="http://schemas.microsoft.com/office/word/2010/wordprocessingShape" mc:Ignorable="w14 w15 w16se w16cid w16 w16cex w16sdtdh wp14">
   <w:p>
     <w:pPr>
       <w:pStyle w:val="Footer"/>
@@ -2389,7 +2392,7 @@
 </file>
 
 <file path=word/footnotes.xml><?xml version="1.0" encoding="utf-8"?>
-<w:footnotes xmlns:wpc="http://schemas.microsoft.com/office/word/2010/wordprocessingCanvas" xmlns:cx="http://schemas.microsoft.com/office/drawing/2014/chartex" xmlns:cx1="http://schemas.microsoft.com/office/drawing/2015/9/8/chartex" xmlns:cx2="http://schemas.microsoft.com/office/drawing/2015/10/21/chartex" xmlns:cx3="http://schemas.microsoft.com/office/drawing/2016/5/9/chartex" xmlns:cx4="http://schemas.microsoft.com/office/drawing/2016/5/10/chartex" xmlns:cx5="http://schemas.microsoft.com/office/drawing/2016/5/11/chartex" xmlns:cx6="http://schemas.microsoft.com/office/drawing/2016/5/12/chartex" xmlns:cx7="http://schemas.microsoft.com/office/drawing/2016/5/13/chartex" xmlns:cx8="http://schemas.microsoft.com/office/drawing/2016/5/14/chartex" xmlns:mc="http://schemas.openxmlformats.org/markup-compatibility/2006" xmlns:aink="http://schemas.microsoft.com/office/drawing/2016/ink" xmlns:am3d="http://schemas.microsoft.com/office/drawing/2017/model3d" xmlns:o="urn:schemas-microsoft-com:office:office" xmlns:r="http://schemas.openxmlformats.org/officeDocument/2006/relationships" xmlns:m="http://schemas.openxmlformats.org/officeDocument/2006/math" xmlns:v="urn:schemas-microsoft-com:vml" xmlns:wp14="http://schemas.microsoft.com/office/word/2010/wordprocessingDrawing" xmlns:wp="http://schemas.openxmlformats.org/drawingml/2006/wordprocessingDrawing" xmlns:w10="urn:schemas-microsoft-com:office:word" xmlns:w="http://schemas.openxmlformats.org/wordprocessingml/2006/main" xmlns:w14="http://schemas.microsoft.com/office/word/2010/wordml" xmlns:w15="http://schemas.microsoft.com/office/word/2012/wordml" xmlns:w16cex="http://schemas.microsoft.com/office/word/2018/wordml/cex" xmlns:w16cid="http://schemas.microsoft.com/office/word/2016/wordml/cid" xmlns:w16="http://schemas.microsoft.com/office/word/2018/wordml" xmlns:w16sdtdh="http://schemas.microsoft.com/office/word/2020/wordml/sdtdatahash" xmlns:w16se="http://schemas.microsoft.com/office/word/2015/wordml/symex" xmlns:wpg="http://schemas.microsoft.com/office/word/2010/wordprocessingGroup" xmlns:wpi="http://schemas.microsoft.com/office/word/2010/wordprocessingInk" xmlns:wne="http://schemas.microsoft.com/office/word/2006/wordml" xmlns:wps="http://schemas.microsoft.com/office/word/2010/wordprocessingShape" mc:Ignorable="w14 w15 w16se w16cid w16 w16cex w16sdtdh wp14">
+<w:footnotes xmlns:wpc="http://schemas.microsoft.com/office/word/2010/wordprocessingCanvas" xmlns:cx="http://schemas.microsoft.com/office/drawing/2014/chartex" xmlns:cx1="http://schemas.microsoft.com/office/drawing/2015/9/8/chartex" xmlns:cx2="http://schemas.microsoft.com/office/drawing/2015/10/21/chartex" xmlns:cx3="http://schemas.microsoft.com/office/drawing/2016/5/9/chartex" xmlns:cx4="http://schemas.microsoft.com/office/drawing/2016/5/10/chartex" xmlns:cx5="http://schemas.microsoft.com/office/drawing/2016/5/11/chartex" xmlns:cx6="http://schemas.microsoft.com/office/drawing/2016/5/12/chartex" xmlns:cx7="http://schemas.microsoft.com/office/drawing/2016/5/13/chartex" xmlns:cx8="http://schemas.microsoft.com/office/drawing/2016/5/14/chartex" xmlns:mc="http://schemas.openxmlformats.org/markup-compatibility/2006" xmlns:aink="http://schemas.microsoft.com/office/drawing/2016/ink" xmlns:am3d="http://schemas.microsoft.com/office/drawing/2017/model3d" xmlns:o="urn:schemas-microsoft-com:office:office" xmlns:oel="http://schemas.microsoft.com/office/2019/extlst" xmlns:r="http://schemas.openxmlformats.org/officeDocument/2006/relationships" xmlns:m="http://schemas.openxmlformats.org/officeDocument/2006/math" xmlns:v="urn:schemas-microsoft-com:vml" xmlns:wp14="http://schemas.microsoft.com/office/word/2010/wordprocessingDrawing" xmlns:wp="http://schemas.openxmlformats.org/drawingml/2006/wordprocessingDrawing" xmlns:w10="urn:schemas-microsoft-com:office:word" xmlns:w="http://schemas.openxmlformats.org/wordprocessingml/2006/main" xmlns:w14="http://schemas.microsoft.com/office/word/2010/wordml" xmlns:w15="http://schemas.microsoft.com/office/word/2012/wordml" xmlns:w16cex="http://schemas.microsoft.com/office/word/2018/wordml/cex" xmlns:w16cid="http://schemas.microsoft.com/office/word/2016/wordml/cid" xmlns:w16="http://schemas.microsoft.com/office/word/2018/wordml" xmlns:w16sdtdh="http://schemas.microsoft.com/office/word/2020/wordml/sdtdatahash" xmlns:w16se="http://schemas.microsoft.com/office/word/2015/wordml/symex" xmlns:wpg="http://schemas.microsoft.com/office/word/2010/wordprocessingGroup" xmlns:wpi="http://schemas.microsoft.com/office/word/2010/wordprocessingInk" xmlns:wne="http://schemas.microsoft.com/office/word/2006/wordml" xmlns:wps="http://schemas.microsoft.com/office/word/2010/wordprocessingShape" mc:Ignorable="w14 w15 w16se w16cid w16 w16cex w16sdtdh wp14">
   <w:footnote w:type="separator" w:id="-1">
     <w:p>
       <w:r>
@@ -2408,7 +2411,7 @@
 </file>
 
 <file path=word/header1.xml><?xml version="1.0" encoding="utf-8"?>
-<w:hdr xmlns:wpc="http://schemas.microsoft.com/office/word/2010/wordprocessingCanvas" xmlns:cx="http://schemas.microsoft.com/office/drawing/2014/chartex" xmlns:cx1="http://schemas.microsoft.com/office/drawing/2015/9/8/chartex" xmlns:cx2="http://schemas.microsoft.com/office/drawing/2015/10/21/chartex" xmlns:cx3="http://schemas.microsoft.com/office/drawing/2016/5/9/chartex" xmlns:cx4="http://schemas.microsoft.com/office/drawing/2016/5/10/chartex" xmlns:cx5="http://schemas.microsoft.com/office/drawing/2016/5/11/chartex" xmlns:cx6="http://schemas.microsoft.com/office/drawing/2016/5/12/chartex" xmlns:cx7="http://schemas.microsoft.com/office/drawing/2016/5/13/chartex" xmlns:cx8="http://schemas.microsoft.com/office/drawing/2016/5/14/chartex" xmlns:mc="http://schemas.openxmlformats.org/markup-compatibility/2006" xmlns:aink="http://schemas.microsoft.com/office/drawing/2016/ink" xmlns:am3d="http://schemas.microsoft.com/office/drawing/2017/model3d" xmlns:o="urn:schemas-microsoft-com:office:office" xmlns:r="http://schemas.openxmlformats.org/officeDocument/2006/relationships" xmlns:m="http://schemas.openxmlformats.org/officeDocument/2006/math" xmlns:v="urn:schemas-microsoft-com:vml" xmlns:wp14="http://schemas.microsoft.com/office/word/2010/wordprocessingDrawing" xmlns:wp="http://schemas.openxmlformats.org/drawingml/2006/wordprocessingDrawing" xmlns:w10="urn:schemas-microsoft-com:office:word" xmlns:w="http://schemas.openxmlformats.org/wordprocessingml/2006/main" xmlns:w14="http://schemas.microsoft.com/office/word/2010/wordml" xmlns:w15="http://schemas.microsoft.com/office/word/2012/wordml" xmlns:w16cex="http://schemas.microsoft.com/office/word/2018/wordml/cex" xmlns:w16cid="http://schemas.microsoft.com/office/word/2016/wordml/cid" xmlns:w16="http://schemas.microsoft.com/office/word/2018/wordml" xmlns:w16sdtdh="http://schemas.microsoft.com/office/word/2020/wordml/sdtdatahash" xmlns:w16se="http://schemas.microsoft.com/office/word/2015/wordml/symex" xmlns:wpg="http://schemas.microsoft.com/office/word/2010/wordprocessingGroup" xmlns:wpi="http://schemas.microsoft.com/office/word/2010/wordprocessingInk" xmlns:wne="http://schemas.microsoft.com/office/word/2006/wordml" xmlns:wps="http://schemas.microsoft.com/office/word/2010/wordprocessingShape" mc:Ignorable="w14 w15 w16se w16cid w16 w16cex w16sdtdh wp14">
+<w:hdr xmlns:wpc="http://schemas.microsoft.com/office/word/2010/wordprocessingCanvas" xmlns:cx="http://schemas.microsoft.com/office/drawing/2014/chartex" xmlns:cx1="http://schemas.microsoft.com/office/drawing/2015/9/8/chartex" xmlns:cx2="http://schemas.microsoft.com/office/drawing/2015/10/21/chartex" xmlns:cx3="http://schemas.microsoft.com/office/drawing/2016/5/9/chartex" xmlns:cx4="http://schemas.microsoft.com/office/drawing/2016/5/10/chartex" xmlns:cx5="http://schemas.microsoft.com/office/drawing/2016/5/11/chartex" xmlns:cx6="http://schemas.microsoft.com/office/drawing/2016/5/12/chartex" xmlns:cx7="http://schemas.microsoft.com/office/drawing/2016/5/13/chartex" xmlns:cx8="http://schemas.microsoft.com/office/drawing/2016/5/14/chartex" xmlns:mc="http://schemas.openxmlformats.org/markup-compatibility/2006" xmlns:aink="http://schemas.microsoft.com/office/drawing/2016/ink" xmlns:am3d="http://schemas.microsoft.com/office/drawing/2017/model3d" xmlns:o="urn:schemas-microsoft-com:office:office" xmlns:oel="http://schemas.microsoft.com/office/2019/extlst" xmlns:r="http://schemas.openxmlformats.org/officeDocument/2006/relationships" xmlns:m="http://schemas.openxmlformats.org/officeDocument/2006/math" xmlns:v="urn:schemas-microsoft-com:vml" xmlns:wp14="http://schemas.microsoft.com/office/word/2010/wordprocessingDrawing" xmlns:wp="http://schemas.openxmlformats.org/drawingml/2006/wordprocessingDrawing" xmlns:w10="urn:schemas-microsoft-com:office:word" xmlns:w="http://schemas.openxmlformats.org/wordprocessingml/2006/main" xmlns:w14="http://schemas.microsoft.com/office/word/2010/wordml" xmlns:w15="http://schemas.microsoft.com/office/word/2012/wordml" xmlns:w16cex="http://schemas.microsoft.com/office/word/2018/wordml/cex" xmlns:w16cid="http://schemas.microsoft.com/office/word/2016/wordml/cid" xmlns:w16="http://schemas.microsoft.com/office/word/2018/wordml" xmlns:w16sdtdh="http://schemas.microsoft.com/office/word/2020/wordml/sdtdatahash" xmlns:w16se="http://schemas.microsoft.com/office/word/2015/wordml/symex" xmlns:wpg="http://schemas.microsoft.com/office/word/2010/wordprocessingGroup" xmlns:wpi="http://schemas.microsoft.com/office/word/2010/wordprocessingInk" xmlns:wne="http://schemas.microsoft.com/office/word/2006/wordml" xmlns:wps="http://schemas.microsoft.com/office/word/2010/wordprocessingShape" mc:Ignorable="w14 w15 w16se w16cid w16 w16cex w16sdtdh wp14">
   <w:p>
     <w:pPr>
       <w:pStyle w:val="Header"/>
@@ -2418,7 +2421,7 @@
 </file>
 
 <file path=word/header2.xml><?xml version="1.0" encoding="utf-8"?>
-<w:hdr xmlns:wpc="http://schemas.microsoft.com/office/word/2010/wordprocessingCanvas" xmlns:cx="http://schemas.microsoft.com/office/drawing/2014/chartex" xmlns:cx1="http://schemas.microsoft.com/office/drawing/2015/9/8/chartex" xmlns:cx2="http://schemas.microsoft.com/office/drawing/2015/10/21/chartex" xmlns:cx3="http://schemas.microsoft.com/office/drawing/2016/5/9/chartex" xmlns:cx4="http://schemas.microsoft.com/office/drawing/2016/5/10/chartex" xmlns:cx5="http://schemas.microsoft.com/office/drawing/2016/5/11/chartex" xmlns:cx6="http://schemas.microsoft.com/office/drawing/2016/5/12/chartex" xmlns:cx7="http://schemas.microsoft.com/office/drawing/2016/5/13/chartex" xmlns:cx8="http://schemas.microsoft.com/office/drawing/2016/5/14/chartex" xmlns:mc="http://schemas.openxmlformats.org/markup-compatibility/2006" xmlns:aink="http://schemas.microsoft.com/office/drawing/2016/ink" xmlns:am3d="http://schemas.microsoft.com/office/drawing/2017/model3d" xmlns:o="urn:schemas-microsoft-com:office:office" xmlns:r="http://schemas.openxmlformats.org/officeDocument/2006/relationships" xmlns:m="http://schemas.openxmlformats.org/officeDocument/2006/math" xmlns:v="urn:schemas-microsoft-com:vml" xmlns:wp14="http://schemas.microsoft.com/office/word/2010/wordprocessingDrawing" xmlns:wp="http://schemas.openxmlformats.org/drawingml/2006/wordprocessingDrawing" xmlns:w10="urn:schemas-microsoft-com:office:word" xmlns:w="http://schemas.openxmlformats.org/wordprocessingml/2006/main" xmlns:w14="http://schemas.microsoft.com/office/word/2010/wordml" xmlns:w15="http://schemas.microsoft.com/office/word/2012/wordml" xmlns:w16cex="http://schemas.microsoft.com/office/word/2018/wordml/cex" xmlns:w16cid="http://schemas.microsoft.com/office/word/2016/wordml/cid" xmlns:w16="http://schemas.microsoft.com/office/word/2018/wordml" xmlns:w16sdtdh="http://schemas.microsoft.com/office/word/2020/wordml/sdtdatahash" xmlns:w16se="http://schemas.microsoft.com/office/word/2015/wordml/symex" xmlns:wpg="http://schemas.microsoft.com/office/word/2010/wordprocessingGroup" xmlns:wpi="http://schemas.microsoft.com/office/word/2010/wordprocessingInk" xmlns:wne="http://schemas.microsoft.com/office/word/2006/wordml" xmlns:wps="http://schemas.microsoft.com/office/word/2010/wordprocessingShape" mc:Ignorable="w14 w15 w16se w16cid w16 w16cex w16sdtdh wp14">
+<w:hdr xmlns:wpc="http://schemas.microsoft.com/office/word/2010/wordprocessingCanvas" xmlns:cx="http://schemas.microsoft.com/office/drawing/2014/chartex" xmlns:cx1="http://schemas.microsoft.com/office/drawing/2015/9/8/chartex" xmlns:cx2="http://schemas.microsoft.com/office/drawing/2015/10/21/chartex" xmlns:cx3="http://schemas.microsoft.com/office/drawing/2016/5/9/chartex" xmlns:cx4="http://schemas.microsoft.com/office/drawing/2016/5/10/chartex" xmlns:cx5="http://schemas.microsoft.com/office/drawing/2016/5/11/chartex" xmlns:cx6="http://schemas.microsoft.com/office/drawing/2016/5/12/chartex" xmlns:cx7="http://schemas.microsoft.com/office/drawing/2016/5/13/chartex" xmlns:cx8="http://schemas.microsoft.com/office/drawing/2016/5/14/chartex" xmlns:mc="http://schemas.openxmlformats.org/markup-compatibility/2006" xmlns:aink="http://schemas.microsoft.com/office/drawing/2016/ink" xmlns:am3d="http://schemas.microsoft.com/office/drawing/2017/model3d" xmlns:o="urn:schemas-microsoft-com:office:office" xmlns:oel="http://schemas.microsoft.com/office/2019/extlst" xmlns:r="http://schemas.openxmlformats.org/officeDocument/2006/relationships" xmlns:m="http://schemas.openxmlformats.org/officeDocument/2006/math" xmlns:v="urn:schemas-microsoft-com:vml" xmlns:wp14="http://schemas.microsoft.com/office/word/2010/wordprocessingDrawing" xmlns:wp="http://schemas.openxmlformats.org/drawingml/2006/wordprocessingDrawing" xmlns:w10="urn:schemas-microsoft-com:office:word" xmlns:w="http://schemas.openxmlformats.org/wordprocessingml/2006/main" xmlns:w14="http://schemas.microsoft.com/office/word/2010/wordml" xmlns:w15="http://schemas.microsoft.com/office/word/2012/wordml" xmlns:w16cex="http://schemas.microsoft.com/office/word/2018/wordml/cex" xmlns:w16cid="http://schemas.microsoft.com/office/word/2016/wordml/cid" xmlns:w16="http://schemas.microsoft.com/office/word/2018/wordml" xmlns:w16sdtdh="http://schemas.microsoft.com/office/word/2020/wordml/sdtdatahash" xmlns:w16se="http://schemas.microsoft.com/office/word/2015/wordml/symex" xmlns:wpg="http://schemas.microsoft.com/office/word/2010/wordprocessingGroup" xmlns:wpi="http://schemas.microsoft.com/office/word/2010/wordprocessingInk" xmlns:wne="http://schemas.microsoft.com/office/word/2006/wordml" xmlns:wps="http://schemas.microsoft.com/office/word/2010/wordprocessingShape" mc:Ignorable="w14 w15 w16se w16cid w16 w16cex w16sdtdh wp14">
   <w:p>
     <w:pPr>
       <w:pStyle w:val="Header"/>
@@ -3176,7 +3179,7 @@
 </file>
 
 <file path=word/header3.xml><?xml version="1.0" encoding="utf-8"?>
-<w:hdr xmlns:wpc="http://schemas.microsoft.com/office/word/2010/wordprocessingCanvas" xmlns:cx="http://schemas.microsoft.com/office/drawing/2014/chartex" xmlns:cx1="http://schemas.microsoft.com/office/drawing/2015/9/8/chartex" xmlns:cx2="http://schemas.microsoft.com/office/drawing/2015/10/21/chartex" xmlns:cx3="http://schemas.microsoft.com/office/drawing/2016/5/9/chartex" xmlns:cx4="http://schemas.microsoft.com/office/drawing/2016/5/10/chartex" xmlns:cx5="http://schemas.microsoft.com/office/drawing/2016/5/11/chartex" xmlns:cx6="http://schemas.microsoft.com/office/drawing/2016/5/12/chartex" xmlns:cx7="http://schemas.microsoft.com/office/drawing/2016/5/13/chartex" xmlns:cx8="http://schemas.microsoft.com/office/drawing/2016/5/14/chartex" xmlns:mc="http://schemas.openxmlformats.org/markup-compatibility/2006" xmlns:aink="http://schemas.microsoft.com/office/drawing/2016/ink" xmlns:am3d="http://schemas.microsoft.com/office/drawing/2017/model3d" xmlns:o="urn:schemas-microsoft-com:office:office" xmlns:r="http://schemas.openxmlformats.org/officeDocument/2006/relationships" xmlns:m="http://schemas.openxmlformats.org/officeDocument/2006/math" xmlns:v="urn:schemas-microsoft-com:vml" xmlns:wp14="http://schemas.microsoft.com/office/word/2010/wordprocessingDrawing" xmlns:wp="http://schemas.openxmlformats.org/drawingml/2006/wordprocessingDrawing" xmlns:w10="urn:schemas-microsoft-com:office:word" xmlns:w="http://schemas.openxmlformats.org/wordprocessingml/2006/main" xmlns:w14="http://schemas.microsoft.com/office/word/2010/wordml" xmlns:w15="http://schemas.microsoft.com/office/word/2012/wordml" xmlns:w16cex="http://schemas.microsoft.com/office/word/2018/wordml/cex" xmlns:w16cid="http://schemas.microsoft.com/office/word/2016/wordml/cid" xmlns:w16="http://schemas.microsoft.com/office/word/2018/wordml" xmlns:w16sdtdh="http://schemas.microsoft.com/office/word/2020/wordml/sdtdatahash" xmlns:w16se="http://schemas.microsoft.com/office/word/2015/wordml/symex" xmlns:wpg="http://schemas.microsoft.com/office/word/2010/wordprocessingGroup" xmlns:wpi="http://schemas.microsoft.com/office/word/2010/wordprocessingInk" xmlns:wne="http://schemas.microsoft.com/office/word/2006/wordml" xmlns:wps="http://schemas.microsoft.com/office/word/2010/wordprocessingShape" mc:Ignorable="w14 w15 w16se w16cid w16 w16cex w16sdtdh wp14">
+<w:hdr xmlns:wpc="http://schemas.microsoft.com/office/word/2010/wordprocessingCanvas" xmlns:cx="http://schemas.microsoft.com/office/drawing/2014/chartex" xmlns:cx1="http://schemas.microsoft.com/office/drawing/2015/9/8/chartex" xmlns:cx2="http://schemas.microsoft.com/office/drawing/2015/10/21/chartex" xmlns:cx3="http://schemas.microsoft.com/office/drawing/2016/5/9/chartex" xmlns:cx4="http://schemas.microsoft.com/office/drawing/2016/5/10/chartex" xmlns:cx5="http://schemas.microsoft.com/office/drawing/2016/5/11/chartex" xmlns:cx6="http://schemas.microsoft.com/office/drawing/2016/5/12/chartex" xmlns:cx7="http://schemas.microsoft.com/office/drawing/2016/5/13/chartex" xmlns:cx8="http://schemas.microsoft.com/office/drawing/2016/5/14/chartex" xmlns:mc="http://schemas.openxmlformats.org/markup-compatibility/2006" xmlns:aink="http://schemas.microsoft.com/office/drawing/2016/ink" xmlns:am3d="http://schemas.microsoft.com/office/drawing/2017/model3d" xmlns:o="urn:schemas-microsoft-com:office:office" xmlns:oel="http://schemas.microsoft.com/office/2019/extlst" xmlns:r="http://schemas.openxmlformats.org/officeDocument/2006/relationships" xmlns:m="http://schemas.openxmlformats.org/officeDocument/2006/math" xmlns:v="urn:schemas-microsoft-com:vml" xmlns:wp14="http://schemas.microsoft.com/office/word/2010/wordprocessingDrawing" xmlns:wp="http://schemas.openxmlformats.org/drawingml/2006/wordprocessingDrawing" xmlns:w10="urn:schemas-microsoft-com:office:word" xmlns:w="http://schemas.openxmlformats.org/wordprocessingml/2006/main" xmlns:w14="http://schemas.microsoft.com/office/word/2010/wordml" xmlns:w15="http://schemas.microsoft.com/office/word/2012/wordml" xmlns:w16cex="http://schemas.microsoft.com/office/word/2018/wordml/cex" xmlns:w16cid="http://schemas.microsoft.com/office/word/2016/wordml/cid" xmlns:w16="http://schemas.microsoft.com/office/word/2018/wordml" xmlns:w16sdtdh="http://schemas.microsoft.com/office/word/2020/wordml/sdtdatahash" xmlns:w16se="http://schemas.microsoft.com/office/word/2015/wordml/symex" xmlns:wpg="http://schemas.microsoft.com/office/word/2010/wordprocessingGroup" xmlns:wpi="http://schemas.microsoft.com/office/word/2010/wordprocessingInk" xmlns:wne="http://schemas.microsoft.com/office/word/2006/wordml" xmlns:wps="http://schemas.microsoft.com/office/word/2010/wordprocessingShape" mc:Ignorable="w14 w15 w16se w16cid w16 w16cex w16sdtdh wp14">
   <w:p>
     <w:pPr>
       <w:pStyle w:val="Header"/>
@@ -3186,7 +3189,7 @@
 </file>
 
 <file path=word/numbering.xml><?xml version="1.0" encoding="utf-8"?>
-<w:numbering xmlns:wpc="http://schemas.microsoft.com/office/word/2010/wordprocessingCanvas" xmlns:cx="http://schemas.microsoft.com/office/drawing/2014/chartex" xmlns:cx1="http://schemas.microsoft.com/office/drawing/2015/9/8/chartex" xmlns:cx2="http://schemas.microsoft.com/office/drawing/2015/10/21/chartex" xmlns:cx3="http://schemas.microsoft.com/office/drawing/2016/5/9/chartex" xmlns:cx4="http://schemas.microsoft.com/office/drawing/2016/5/10/chartex" xmlns:cx5="http://schemas.microsoft.com/office/drawing/2016/5/11/chartex" xmlns:cx6="http://schemas.microsoft.com/office/drawing/2016/5/12/chartex" xmlns:cx7="http://schemas.microsoft.com/office/drawing/2016/5/13/chartex" xmlns:cx8="http://schemas.microsoft.com/office/drawing/2016/5/14/chartex" xmlns:mc="http://schemas.openxmlformats.org/markup-compatibility/2006" xmlns:aink="http://schemas.microsoft.com/office/drawing/2016/ink" xmlns:am3d="http://schemas.microsoft.com/office/drawing/2017/model3d" xmlns:o="urn:schemas-microsoft-com:office:office" xmlns:r="http://schemas.openxmlformats.org/officeDocument/2006/relationships" xmlns:m="http://schemas.openxmlformats.org/officeDocument/2006/math" xmlns:v="urn:schemas-microsoft-com:vml" xmlns:wp14="http://schemas.microsoft.com/office/word/2010/wordprocessingDrawing" xmlns:wp="http://schemas.openxmlformats.org/drawingml/2006/wordprocessingDrawing" xmlns:w10="urn:schemas-microsoft-com:office:word" xmlns:w="http://schemas.openxmlformats.org/wordprocessingml/2006/main" xmlns:w14="http://schemas.microsoft.com/office/word/2010/wordml" xmlns:w15="http://schemas.microsoft.com/office/word/2012/wordml" xmlns:w16cex="http://schemas.microsoft.com/office/word/2018/wordml/cex" xmlns:w16cid="http://schemas.microsoft.com/office/word/2016/wordml/cid" xmlns:w16="http://schemas.microsoft.com/office/word/2018/wordml" xmlns:w16sdtdh="http://schemas.microsoft.com/office/word/2020/wordml/sdtdatahash" xmlns:w16se="http://schemas.microsoft.com/office/word/2015/wordml/symex" xmlns:wpg="http://schemas.microsoft.com/office/word/2010/wordprocessingGroup" xmlns:wpi="http://schemas.microsoft.com/office/word/2010/wordprocessingInk" xmlns:wne="http://schemas.microsoft.com/office/word/2006/wordml" xmlns:wps="http://schemas.microsoft.com/office/word/2010/wordprocessingShape" mc:Ignorable="w14 w15 w16se w16cid w16 w16cex w16sdtdh wp14">
+<w:numbering xmlns:wpc="http://schemas.microsoft.com/office/word/2010/wordprocessingCanvas" xmlns:cx="http://schemas.microsoft.com/office/drawing/2014/chartex" xmlns:cx1="http://schemas.microsoft.com/office/drawing/2015/9/8/chartex" xmlns:cx2="http://schemas.microsoft.com/office/drawing/2015/10/21/chartex" xmlns:cx3="http://schemas.microsoft.com/office/drawing/2016/5/9/chartex" xmlns:cx4="http://schemas.microsoft.com/office/drawing/2016/5/10/chartex" xmlns:cx5="http://schemas.microsoft.com/office/drawing/2016/5/11/chartex" xmlns:cx6="http://schemas.microsoft.com/office/drawing/2016/5/12/chartex" xmlns:cx7="http://schemas.microsoft.com/office/drawing/2016/5/13/chartex" xmlns:cx8="http://schemas.microsoft.com/office/drawing/2016/5/14/chartex" xmlns:mc="http://schemas.openxmlformats.org/markup-compatibility/2006" xmlns:aink="http://schemas.microsoft.com/office/drawing/2016/ink" xmlns:am3d="http://schemas.microsoft.com/office/drawing/2017/model3d" xmlns:o="urn:schemas-microsoft-com:office:office" xmlns:oel="http://schemas.microsoft.com/office/2019/extlst" xmlns:r="http://schemas.openxmlformats.org/officeDocument/2006/relationships" xmlns:m="http://schemas.openxmlformats.org/officeDocument/2006/math" xmlns:v="urn:schemas-microsoft-com:vml" xmlns:wp14="http://schemas.microsoft.com/office/word/2010/wordprocessingDrawing" xmlns:wp="http://schemas.openxmlformats.org/drawingml/2006/wordprocessingDrawing" xmlns:w10="urn:schemas-microsoft-com:office:word" xmlns:w="http://schemas.openxmlformats.org/wordprocessingml/2006/main" xmlns:w14="http://schemas.microsoft.com/office/word/2010/wordml" xmlns:w15="http://schemas.microsoft.com/office/word/2012/wordml" xmlns:w16cex="http://schemas.microsoft.com/office/word/2018/wordml/cex" xmlns:w16cid="http://schemas.microsoft.com/office/word/2016/wordml/cid" xmlns:w16="http://schemas.microsoft.com/office/word/2018/wordml" xmlns:w16sdtdh="http://schemas.microsoft.com/office/word/2020/wordml/sdtdatahash" xmlns:w16se="http://schemas.microsoft.com/office/word/2015/wordml/symex" xmlns:wpg="http://schemas.microsoft.com/office/word/2010/wordprocessingGroup" xmlns:wpi="http://schemas.microsoft.com/office/word/2010/wordprocessingInk" xmlns:wne="http://schemas.microsoft.com/office/word/2006/wordml" xmlns:wps="http://schemas.microsoft.com/office/word/2010/wordprocessingShape" mc:Ignorable="w14 w15 w16se w16cid w16 w16cex w16sdtdh wp14">
   <w:abstractNum w:abstractNumId="0" w15:restartNumberingAfterBreak="0">
     <w:nsid w:val="19365752"/>
     <w:multiLevelType w:val="hybridMultilevel"/>
@@ -3429,16 +3432,16 @@
       <w:lvlJc w:val="left"/>
     </w:lvl>
   </w:abstractNum>
-  <w:num w:numId="1">
+  <w:num w:numId="1" w16cid:durableId="1074397216">
     <w:abstractNumId w:val="2"/>
   </w:num>
-  <w:num w:numId="2">
+  <w:num w:numId="2" w16cid:durableId="348876283">
     <w:abstractNumId w:val="3"/>
   </w:num>
-  <w:num w:numId="3">
+  <w:num w:numId="3" w16cid:durableId="75631826">
     <w:abstractNumId w:val="1"/>
   </w:num>
-  <w:num w:numId="4">
+  <w:num w:numId="4" w16cid:durableId="1026641693">
     <w:abstractNumId w:val="0"/>
   </w:num>
 </w:numbering>

--- a/APLOS/POPResources/Templates/GRNReport20204.docx
+++ b/APLOS/POPResources/Templates/GRNReport20204.docx
@@ -10,9 +10,9 @@
         <w:tblLook w:val="04A0" w:firstRow="1" w:lastRow="0" w:firstColumn="1" w:lastColumn="0" w:noHBand="0" w:noVBand="1"/>
       </w:tblPr>
       <w:tblGrid>
-        <w:gridCol w:w="6134"/>
+        <w:gridCol w:w="6138"/>
         <w:gridCol w:w="3503"/>
-        <w:gridCol w:w="8741"/>
+        <w:gridCol w:w="8737"/>
       </w:tblGrid>
       <w:tr>
         <w:trPr>
@@ -125,14 +125,12 @@
             <w:proofErr w:type="spellStart"/>
             <w:r>
               <w:rPr>
-                <w:rStyle w:val="normaltextrun"/>
-                <w:rFonts w:ascii="Tahoma" w:hAnsi="Tahoma" w:cs="Tahoma"/>
+                <w:rFonts w:ascii="Consolas" w:hAnsi="Consolas" w:cs="Consolas"/>
                 <w:color w:val="000000"/>
-                <w:sz w:val="16"/>
-                <w:szCs w:val="16"/>
-                <w:shd w:val="clear" w:color="auto" w:fill="FFFFFF"/>
-              </w:rPr>
-              <w:t>PurOrCheckedStatus</w:t>
+                <w:sz w:val="19"/>
+                <w:szCs w:val="19"/>
+              </w:rPr>
+              <w:t>CheckStatus</w:t>
             </w:r>
             <w:proofErr w:type="spellEnd"/>
             <w:r>
@@ -408,14 +406,12 @@
             <w:proofErr w:type="spellStart"/>
             <w:r>
               <w:rPr>
-                <w:rStyle w:val="normaltextrun"/>
-                <w:rFonts w:ascii="Tahoma" w:hAnsi="Tahoma" w:cs="Tahoma"/>
+                <w:rFonts w:ascii="Consolas" w:hAnsi="Consolas" w:cs="Consolas"/>
                 <w:color w:val="000000"/>
-                <w:sz w:val="16"/>
-                <w:szCs w:val="16"/>
-                <w:shd w:val="clear" w:color="auto" w:fill="FFFFFF"/>
-              </w:rPr>
-              <w:t>PurOrApprovedStatus</w:t>
+                <w:sz w:val="19"/>
+                <w:szCs w:val="19"/>
+              </w:rPr>
+              <w:t>ApproveStatus</w:t>
             </w:r>
             <w:proofErr w:type="spellEnd"/>
             <w:r>
@@ -1064,7 +1060,171 @@
       </w:tr>
       <w:tr>
         <w:trPr>
-          <w:trHeight w:val="560"/>
+          <w:trHeight w:val="332"/>
+        </w:trPr>
+        <w:tc>
+          <w:tcPr>
+            <w:tcW w:w="6138" w:type="dxa"/>
+            <w:tcBorders>
+              <w:left w:val="single" w:sz="4" w:space="0" w:color="auto"/>
+              <w:bottom w:val="single" w:sz="4" w:space="0" w:color="auto"/>
+            </w:tcBorders>
+          </w:tcPr>
+          <w:p>
+            <w:pPr>
+              <w:rPr>
+                <w:rFonts w:ascii="Tahoma" w:eastAsia="Arial" w:hAnsi="Tahoma" w:cs="Tahoma"/>
+                <w:b/>
+                <w:bCs/>
+                <w:sz w:val="16"/>
+                <w:szCs w:val="16"/>
+              </w:rPr>
+            </w:pPr>
+            <w:r>
+              <w:rPr>
+                <w:rFonts w:ascii="Tahoma" w:eastAsia="Arial" w:hAnsi="Tahoma" w:cs="Tahoma"/>
+                <w:b/>
+                <w:bCs/>
+                <w:sz w:val="16"/>
+                <w:szCs w:val="16"/>
+              </w:rPr>
+              <w:t>Vendor Ref No</w:t>
+            </w:r>
+            <w:r>
+              <w:rPr>
+                <w:rFonts w:ascii="Tahoma" w:eastAsia="Arial" w:hAnsi="Tahoma" w:cs="Tahoma"/>
+                <w:b/>
+                <w:bCs/>
+                <w:sz w:val="16"/>
+                <w:szCs w:val="16"/>
+              </w:rPr>
+              <w:t>:</w:t>
+            </w:r>
+            <w:r>
+              <w:rPr>
+                <w:rFonts w:ascii="Tahoma" w:eastAsia="Arial" w:hAnsi="Tahoma" w:cs="Tahoma"/>
+                <w:b/>
+                <w:bCs/>
+                <w:sz w:val="16"/>
+                <w:szCs w:val="16"/>
+              </w:rPr>
+              <w:t xml:space="preserve"> </w:t>
+            </w:r>
+            <w:r>
+              <w:rPr>
+                <w:rFonts w:ascii="Tahoma" w:eastAsia="Arial" w:hAnsi="Tahoma" w:cs="Tahoma"/>
+                <w:bCs/>
+                <w:sz w:val="16"/>
+                <w:szCs w:val="16"/>
+              </w:rPr>
+              <w:t>{</w:t>
+            </w:r>
+            <w:proofErr w:type="spellStart"/>
+            <w:r>
+              <w:rPr>
+                <w:rFonts w:ascii="Tahoma" w:eastAsia="Arial" w:hAnsi="Tahoma" w:cs="Tahoma"/>
+                <w:bCs/>
+                <w:sz w:val="16"/>
+                <w:szCs w:val="16"/>
+              </w:rPr>
+              <w:t>DocRefNo</w:t>
+            </w:r>
+            <w:proofErr w:type="spellEnd"/>
+            <w:r>
+              <w:rPr>
+                <w:rFonts w:ascii="Tahoma" w:eastAsia="Arial" w:hAnsi="Tahoma" w:cs="Tahoma"/>
+                <w:bCs/>
+                <w:sz w:val="16"/>
+                <w:szCs w:val="16"/>
+              </w:rPr>
+              <w:t>}</w:t>
+            </w:r>
+          </w:p>
+        </w:tc>
+        <w:tc>
+          <w:tcPr>
+            <w:tcW w:w="12240" w:type="dxa"/>
+            <w:gridSpan w:val="2"/>
+            <w:tcBorders>
+              <w:left w:val="single" w:sz="4" w:space="0" w:color="auto"/>
+              <w:bottom w:val="single" w:sz="4" w:space="0" w:color="auto"/>
+            </w:tcBorders>
+          </w:tcPr>
+          <w:p>
+            <w:pPr>
+              <w:rPr>
+                <w:rFonts w:ascii="Tahoma" w:eastAsia="Arial" w:hAnsi="Tahoma" w:cs="Tahoma"/>
+                <w:b/>
+                <w:bCs/>
+                <w:sz w:val="16"/>
+                <w:szCs w:val="16"/>
+              </w:rPr>
+            </w:pPr>
+            <w:r>
+              <w:rPr>
+                <w:rFonts w:ascii="Tahoma" w:eastAsia="Arial" w:hAnsi="Tahoma" w:cs="Tahoma"/>
+                <w:b/>
+                <w:bCs/>
+                <w:sz w:val="16"/>
+                <w:szCs w:val="16"/>
+              </w:rPr>
+              <w:t>Vendor</w:t>
+            </w:r>
+            <w:r>
+              <w:rPr>
+                <w:rFonts w:ascii="Tahoma" w:eastAsia="Arial" w:hAnsi="Tahoma" w:cs="Tahoma"/>
+                <w:b/>
+                <w:bCs/>
+                <w:sz w:val="16"/>
+                <w:szCs w:val="16"/>
+              </w:rPr>
+              <w:t xml:space="preserve"> Ref Date:</w:t>
+            </w:r>
+            <w:r>
+              <w:rPr>
+                <w:rFonts w:ascii="Tahoma" w:eastAsia="Arial" w:hAnsi="Tahoma" w:cs="Tahoma"/>
+                <w:b/>
+                <w:bCs/>
+                <w:sz w:val="16"/>
+                <w:szCs w:val="16"/>
+              </w:rPr>
+              <w:t xml:space="preserve"> </w:t>
+            </w:r>
+            <w:r>
+              <w:rPr>
+                <w:rFonts w:ascii="Tahoma" w:eastAsia="Arial" w:hAnsi="Tahoma" w:cs="Tahoma"/>
+                <w:bCs/>
+                <w:sz w:val="16"/>
+                <w:szCs w:val="16"/>
+              </w:rPr>
+              <w:t>{</w:t>
+            </w:r>
+            <w:proofErr w:type="spellStart"/>
+            <w:r>
+              <w:rPr>
+                <w:rFonts w:ascii="Tahoma" w:eastAsia="Arial" w:hAnsi="Tahoma" w:cs="Tahoma"/>
+                <w:bCs/>
+                <w:sz w:val="16"/>
+                <w:szCs w:val="16"/>
+              </w:rPr>
+              <w:t>DocDate</w:t>
+            </w:r>
+            <w:proofErr w:type="spellEnd"/>
+            <w:r>
+              <w:rPr>
+                <w:rFonts w:ascii="Tahoma" w:eastAsia="Arial" w:hAnsi="Tahoma" w:cs="Tahoma"/>
+                <w:bCs/>
+                <w:sz w:val="16"/>
+                <w:szCs w:val="16"/>
+              </w:rPr>
+              <w:t>}</w:t>
+            </w:r>
+          </w:p>
+        </w:tc>
+      </w:tr>
+      <w:tr>
+        <w:trPr>
+          <w:trHeight w:val="350"/>
         </w:trPr>
         <w:tc>
           <w:tcPr>
@@ -1095,26 +1255,16 @@
               </w:rPr>
               <w:t>Kind Attn:</w:t>
             </w:r>
-          </w:p>
-          <w:p>
-            <w:pPr>
-              <w:rPr>
-                <w:rFonts w:ascii="Tahoma" w:eastAsia="Arial" w:hAnsi="Tahoma" w:cs="Tahoma"/>
-                <w:b/>
-                <w:bCs/>
-                <w:sz w:val="16"/>
-                <w:szCs w:val="16"/>
-              </w:rPr>
-            </w:pPr>
-          </w:p>
-          <w:p>
-            <w:pPr>
-              <w:rPr>
-                <w:rFonts w:ascii="Tahoma" w:hAnsi="Tahoma" w:cs="Tahoma"/>
-                <w:sz w:val="16"/>
-                <w:szCs w:val="16"/>
-              </w:rPr>
-            </w:pPr>
+            <w:r>
+              <w:rPr>
+                <w:rFonts w:ascii="Tahoma" w:eastAsia="Arial" w:hAnsi="Tahoma" w:cs="Tahoma"/>
+                <w:b/>
+                <w:bCs/>
+                <w:sz w:val="16"/>
+                <w:szCs w:val="16"/>
+              </w:rPr>
+              <w:t xml:space="preserve"> </w:t>
+            </w:r>
             <w:r>
               <w:rPr>
                 <w:rFonts w:ascii="Tahoma" w:eastAsia="Arial" w:hAnsi="Tahoma" w:cs="Tahoma"/>
@@ -1879,7 +2029,7 @@
                       </mc:Choice>
                       <mc:Fallback>
                         <w:pict>
-                          <v:line w14:anchorId="17D5B8DC" id="Straight Connector 3" o:spid="_x0000_s1026" style="position:absolute;flip:x;z-index:251659264;visibility:visible;mso-wrap-style:square;mso-width-percent:0;mso-height-percent:0;mso-wrap-distance-left:9pt;mso-wrap-distance-top:0;mso-wrap-distance-right:9pt;mso-wrap-distance-bottom:0;mso-position-horizontal:absolute;mso-position-horizontal-relative:text;mso-position-vertical:absolute;mso-position-vertical-relative:text;mso-width-percent:0;mso-height-percent:0;mso-width-relative:margin;mso-height-relative:margin" from="30.2pt,8.35pt" to="139.75pt,8.35pt" o:gfxdata="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" strokecolor="windowText" strokeweight=".5pt">
+                          <v:line w14:anchorId="4167D554" id="Straight Connector 3" o:spid="_x0000_s1026" style="position:absolute;flip:x;z-index:251659264;visibility:visible;mso-wrap-style:square;mso-width-percent:0;mso-height-percent:0;mso-wrap-distance-left:9pt;mso-wrap-distance-top:0;mso-wrap-distance-right:9pt;mso-wrap-distance-bottom:0;mso-position-horizontal:absolute;mso-position-horizontal-relative:text;mso-position-vertical:absolute;mso-position-vertical-relative:text;mso-width-percent:0;mso-height-percent:0;mso-width-relative:margin;mso-height-relative:margin" from="30.2pt,8.35pt" to="139.75pt,8.35pt" o:gfxdata="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" strokecolor="windowText" strokeweight=".5pt">
                             <v:stroke joinstyle="miter"/>
                           </v:line>
                         </w:pict>
@@ -1991,7 +2141,7 @@
                       </mc:Choice>
                       <mc:Fallback>
                         <w:pict>
-                          <v:line w14:anchorId="249F0E14" id="Straight Connector 1" o:spid="_x0000_s1026" style="position:absolute;z-index:251660288;visibility:visible;mso-wrap-style:square;mso-width-percent:0;mso-wrap-distance-left:9pt;mso-wrap-distance-top:0;mso-wrap-distance-right:9pt;mso-wrap-distance-bottom:0;mso-position-horizontal:absolute;mso-position-horizontal-relative:text;mso-position-vertical:absolute;mso-position-vertical-relative:text;mso-width-percent:0;mso-width-relative:margin" from="23.5pt,8.35pt" to="143.7pt,8.35pt" o:gfxdata="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" strokecolor="windowText" strokeweight=".5pt">
+                          <v:line w14:anchorId="6FA97E37" id="Straight Connector 1" o:spid="_x0000_s1026" style="position:absolute;z-index:251660288;visibility:visible;mso-wrap-style:square;mso-width-percent:0;mso-wrap-distance-left:9pt;mso-wrap-distance-top:0;mso-wrap-distance-right:9pt;mso-wrap-distance-bottom:0;mso-position-horizontal:absolute;mso-position-horizontal-relative:text;mso-position-vertical:absolute;mso-position-vertical-relative:text;mso-width-percent:0;mso-width-relative:margin" from="23.5pt,8.35pt" to="143.7pt,8.35pt" o:gfxdata="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" strokecolor="windowText" strokeweight=".5pt">
                             <v:stroke joinstyle="miter"/>
                           </v:line>
                         </w:pict>
@@ -2100,7 +2250,7 @@
                       </mc:Choice>
                       <mc:Fallback>
                         <w:pict>
-                          <v:line w14:anchorId="0407AB56" id="Straight Connector 2" o:spid="_x0000_s1026" style="position:absolute;z-index:251661312;visibility:visible;mso-wrap-style:square;mso-wrap-distance-left:9pt;mso-wrap-distance-top:0;mso-wrap-distance-right:9pt;mso-wrap-distance-bottom:0;mso-position-horizontal:absolute;mso-position-horizontal-relative:text;mso-position-vertical:absolute;mso-position-vertical-relative:text" from="31.2pt,8.35pt" to="143.25pt,8.35pt" o:gfxdata="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" strokecolor="windowText" strokeweight=".5pt">
+                          <v:line w14:anchorId="0CE1AA28" id="Straight Connector 2" o:spid="_x0000_s1026" style="position:absolute;z-index:251661312;visibility:visible;mso-wrap-style:square;mso-wrap-distance-left:9pt;mso-wrap-distance-top:0;mso-wrap-distance-right:9pt;mso-wrap-distance-bottom:0;mso-position-horizontal:absolute;mso-position-horizontal-relative:text;mso-position-vertical:absolute;mso-position-vertical-relative:text" from="31.2pt,8.35pt" to="143.25pt,8.35pt" o:gfxdata="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" strokecolor="windowText" strokeweight=".5pt">
                             <v:stroke joinstyle="miter"/>
                           </v:line>
                         </w:pict>
